--- a/workshop/workshop_onepager_participants_jp.docx
+++ b/workshop/workshop_onepager_participants_jp.docx
@@ -55,7 +55,7 @@
     </w:p>
     <w:p xmlns:wp14="http://schemas.microsoft.com/office/word/2010/wordml" wp14:textId="77777777">
       <w:pPr>
-        <w:spacing w:after="40" w:line="285" w:lineRule="auto"/>
+        <w:spacing w:after="35" w:line="272" w:lineRule="auto"/>
       </w:pPr>
       <w:r>
         <w:rPr>
@@ -80,7 +80,7 @@
     </w:p>
     <w:p xmlns:wp14="http://schemas.microsoft.com/office/word/2010/wordml" wp14:textId="77777777">
       <w:pPr>
-        <w:spacing w:after="40" w:line="285" w:lineRule="auto"/>
+        <w:spacing w:after="35" w:line="272" w:lineRule="auto"/>
       </w:pPr>
       <w:r>
         <w:rPr>
@@ -105,7 +105,7 @@
     </w:p>
     <w:p xmlns:wp14="http://schemas.microsoft.com/office/word/2010/wordml" wp14:textId="77777777">
       <w:pPr>
-        <w:spacing w:after="25" w:line="290" w:lineRule="auto"/>
+        <w:spacing w:after="20" w:line="275" w:lineRule="auto"/>
         <w:ind w:left="850"/>
       </w:pPr>
       <w:r>
@@ -120,7 +120,7 @@
     </w:p>
     <w:p xmlns:wp14="http://schemas.microsoft.com/office/word/2010/wordml" wp14:textId="77777777">
       <w:pPr>
-        <w:spacing w:after="25" w:line="290" w:lineRule="auto"/>
+        <w:spacing w:after="20" w:line="275" w:lineRule="auto"/>
         <w:ind w:left="850"/>
       </w:pPr>
       <w:r>
@@ -135,7 +135,7 @@
     </w:p>
     <w:p xmlns:wp14="http://schemas.microsoft.com/office/word/2010/wordml" wp14:textId="77777777">
       <w:pPr>
-        <w:spacing w:after="25" w:line="290" w:lineRule="auto"/>
+        <w:spacing w:after="20" w:line="275" w:lineRule="auto"/>
         <w:ind w:left="850"/>
       </w:pPr>
       <w:r>
@@ -170,7 +170,7 @@
     </w:p>
     <w:p xmlns:wp14="http://schemas.microsoft.com/office/word/2010/wordml" wp14:textId="77777777">
       <w:pPr>
-        <w:spacing w:after="40" w:line="285" w:lineRule="auto"/>
+        <w:spacing w:after="35" w:line="272" w:lineRule="auto"/>
       </w:pPr>
       <w:r>
         <w:rPr>
@@ -190,7 +190,7 @@
           <w:szCs w:val="18"/>
           <w:lang w:val="en-US"/>
         </w:rPr>
-        <w:t>架空の経費規程のFAQを題材に、3つの方式（A：規程を渡さない／B：規程の全文を渡す／C：関連する行を検索して渡す）の回答を比べます。実際にAPIで試した実験の結果をもとに、回答の評価の考え方、原因の切り分け、トークンと費用を体験し、身近な業務の軽いRAG設計と、研修後に使うテスト質問づくりまで進めます。</w:t>
+        <w:t>架空の経費規程のFAQを題材に、3つの方式（A：規程なし／B：規程の全文／C：関連する行だけを検索して渡す）の回答を比べます。実験の結果をもとに、回答の評価、原因の切り分け、トークンと費用を体験し、身近な業務の軽いRAG設計とテスト質問づくりまで進めます。</w:t>
       </w:r>
     </w:p>
     <w:p xmlns:wp14="http://schemas.microsoft.com/office/word/2010/wordml" wp14:textId="77777777">
@@ -217,7 +217,7 @@
           <w:ilvl w:val="0"/>
           <w:numId w:val="2"/>
         </w:numPr>
-        <w:spacing w:after="25" w:line="290"/>
+        <w:spacing w:after="20" w:line="275"/>
       </w:pPr>
       <w:r>
         <w:rPr>
@@ -235,7 +235,7 @@
           <w:ilvl w:val="0"/>
           <w:numId w:val="2"/>
         </w:numPr>
-        <w:spacing w:after="25" w:line="290" w:lineRule="auto"/>
+        <w:spacing w:after="20" w:line="275" w:lineRule="auto"/>
         <w:rPr/>
       </w:pPr>
       <w:r>
@@ -255,7 +255,7 @@
           <w:ilvl w:val="0"/>
           <w:numId w:val="2"/>
         </w:numPr>
-        <w:spacing w:after="25" w:line="290" w:lineRule="auto"/>
+        <w:spacing w:after="20" w:line="275" w:lineRule="auto"/>
         <w:rPr/>
       </w:pPr>
       <w:r>
@@ -275,7 +275,7 @@
           <w:ilvl w:val="0"/>
           <w:numId w:val="2"/>
         </w:numPr>
-        <w:spacing w:after="25" w:line="290"/>
+        <w:spacing w:after="20" w:line="275"/>
       </w:pPr>
       <w:r>
         <w:rPr>
@@ -286,70 +286,72 @@
         <w:t xml:space="preserve">身近な業務について、軽いRAG設計案とテスト質問5問を作り、研修後に実行することを1つ決められる</w:t>
       </w:r>
     </w:p>
-    <w:p xmlns:wp14="http://schemas.microsoft.com/office/word/2010/wordml" wp14:textId="47ECAEFD">
-      <w:pPr>
-        <w:pStyle w:val="ListParagraph"/>
+    <w:p xmlns:wp14="http://schemas.microsoft.com/office/word/2010/wordml" wp14:textId="16133597">
+      <w:pPr>
         <w:keepNext w:val="1"/>
+        <w:spacing w:before="50" w:after="30"/>
+      </w:pPr>
+      <w:r>
+        <w:rPr>
+          <w:rFonts w:ascii="Yu Gothic" w:hAnsi="Yu Gothic" w:eastAsia="Yu Gothic" w:cs="Yu Gothic"/>
+          <w:b w:val="1"/>
+          <w:bCs w:val="1"/>
+          <w:sz w:val="18"/>
+          <w:szCs w:val="18"/>
+          <w:lang w:val="en-US"/>
+        </w:rPr>
+        <w:t>学習内容（時間配分</w:t>
+      </w:r>
+      <w:r>
+        <w:rPr>
+          <w:rFonts w:ascii="Yu Gothic" w:hAnsi="Yu Gothic" w:eastAsia="Yu Gothic" w:cs="Yu Gothic"/>
+          <w:b w:val="1"/>
+          <w:bCs w:val="1"/>
+          <w:sz w:val="18"/>
+          <w:szCs w:val="18"/>
+          <w:lang w:val="en-US"/>
+        </w:rPr>
+        <w:t>）＜</w:t>
+      </w:r>
+      <w:r>
+        <w:rPr>
+          <w:rFonts w:ascii="Yu Gothic" w:hAnsi="Yu Gothic" w:eastAsia="Yu Gothic" w:cs="Yu Gothic"/>
+          <w:b w:val="1"/>
+          <w:bCs w:val="1"/>
+          <w:sz w:val="18"/>
+          <w:szCs w:val="18"/>
+          <w:lang w:val="en-US"/>
+        </w:rPr>
+        <w:t>休憩</w:t>
+      </w:r>
+      <w:r>
+        <w:rPr>
+          <w:rFonts w:ascii="Yu Gothic" w:hAnsi="Yu Gothic" w:eastAsia="Yu Gothic" w:cs="Yu Gothic"/>
+          <w:b w:val="1"/>
+          <w:bCs w:val="1"/>
+          <w:sz w:val="18"/>
+          <w:szCs w:val="18"/>
+          <w:lang w:val="en-US"/>
+        </w:rPr>
+        <w:t xml:space="preserve">　10分含む＞  </w:t>
+      </w:r>
+    </w:p>
+    <w:p xmlns:wp14="http://schemas.microsoft.com/office/word/2010/wordml" wp14:textId="77777777">
+      <w:pPr>
+        <w:pStyle w:val="ListParagraph"/>
         <w:numPr>
           <w:ilvl w:val="0"/>
           <w:numId w:val="3"/>
         </w:numPr>
-        <w:spacing w:before="50" w:after="30"/>
-        <w:rPr>
-          <w:rFonts w:ascii="Yu Gothic" w:hAnsi="Yu Gothic" w:eastAsia="Yu Gothic" w:cs="Yu Gothic"/>
-          <w:sz w:val="18"/>
-          <w:szCs w:val="18"/>
-          <w:lang w:val="en-US"/>
-        </w:rPr>
-      </w:pPr>
-      <w:r>
-        <w:rPr>
-          <w:rFonts w:ascii="Yu Gothic" w:hAnsi="Yu Gothic" w:eastAsia="Yu Gothic" w:cs="Yu Gothic"/>
-          <w:b w:val="1"/>
-          <w:bCs w:val="1"/>
-          <w:sz w:val="18"/>
-          <w:szCs w:val="18"/>
-          <w:lang w:val="en-US"/>
-        </w:rPr>
-        <w:t>学習内容（時間配分</w:t>
-      </w:r>
-      <w:r>
-        <w:rPr>
-          <w:rFonts w:ascii="Yu Gothic" w:hAnsi="Yu Gothic" w:eastAsia="Yu Gothic" w:cs="Yu Gothic"/>
-          <w:b w:val="1"/>
-          <w:bCs w:val="1"/>
-          <w:sz w:val="18"/>
-          <w:szCs w:val="18"/>
-          <w:lang w:val="en-US"/>
-        </w:rPr>
-        <w:t>）</w:t>
-      </w:r>
-      <w:r>
-        <w:rPr>
-          <w:rFonts w:ascii="Yu Gothic" w:hAnsi="Yu Gothic" w:eastAsia="Yu Gothic" w:cs="Yu Gothic"/>
-          <w:sz w:val="18"/>
-          <w:szCs w:val="18"/>
-          <w:lang w:val="en-US"/>
-        </w:rPr>
-        <w:t>＜</w:t>
-      </w:r>
-      <w:r>
-        <w:rPr>
-          <w:rFonts w:ascii="Yu Gothic" w:hAnsi="Yu Gothic" w:eastAsia="Yu Gothic" w:cs="Yu Gothic"/>
-          <w:sz w:val="18"/>
-          <w:szCs w:val="18"/>
-          <w:lang w:val="en-US"/>
-        </w:rPr>
-        <w:t>休憩</w:t>
-      </w:r>
-      <w:r>
-        <w:rPr>
-          <w:rFonts w:ascii="Yu Gothic" w:hAnsi="Yu Gothic" w:eastAsia="Yu Gothic" w:cs="Yu Gothic"/>
-          <w:sz w:val="18"/>
-          <w:szCs w:val="18"/>
-          <w:lang w:val="en-US"/>
-        </w:rPr>
-        <w:t>　10分含む＞</w:t>
+        <w:spacing w:after="10" w:line="270"/>
+      </w:pPr>
+      <w:r>
+        <w:rPr>
+          <w:rFonts w:ascii="Yu Gothic" w:hAnsi="Yu Gothic" w:eastAsia="Yu Gothic" w:cs="Yu Gothic"/>
+          <w:sz w:val="18"/>
+          <w:szCs w:val="18"/>
+        </w:rPr>
+        <w:t xml:space="preserve">オープニング（10分）</w:t>
       </w:r>
     </w:p>
     <w:p xmlns:wp14="http://schemas.microsoft.com/office/word/2010/wordml" wp14:textId="77777777">
@@ -367,7 +369,7 @@
           <w:sz w:val="18"/>
           <w:szCs w:val="18"/>
         </w:rPr>
-        <w:t xml:space="preserve">オープニング（10分）</w:t>
+        <w:t xml:space="preserve">3方式の紹介と、Q5（宿泊費の上限と事前承認）の体験（10分）</w:t>
       </w:r>
     </w:p>
     <w:p xmlns:wp14="http://schemas.microsoft.com/office/word/2010/wordml" wp14:textId="77777777">
@@ -385,7 +387,7 @@
           <w:sz w:val="18"/>
           <w:szCs w:val="18"/>
         </w:rPr>
-        <w:t xml:space="preserve">3方式の紹介と、Q5（宿泊費の上限と事前承認）の体験（10分）</w:t>
+        <w:t xml:space="preserve">3方式の回答の採点と分類（20分）</w:t>
       </w:r>
     </w:p>
     <w:p xmlns:wp14="http://schemas.microsoft.com/office/word/2010/wordml" wp14:textId="77777777">
@@ -403,28 +405,10 @@
           <w:sz w:val="18"/>
           <w:szCs w:val="18"/>
         </w:rPr>
-        <w:t xml:space="preserve">3方式の回答の採点と分類（20分）</w:t>
-      </w:r>
-    </w:p>
-    <w:p xmlns:wp14="http://schemas.microsoft.com/office/word/2010/wordml" wp14:textId="77777777">
-      <w:pPr>
-        <w:pStyle w:val="ListParagraph"/>
-        <w:numPr>
-          <w:ilvl w:val="0"/>
-          <w:numId w:val="3"/>
-        </w:numPr>
-        <w:spacing w:after="10" w:line="270"/>
-      </w:pPr>
-      <w:r>
-        <w:rPr>
-          <w:rFonts w:ascii="Yu Gothic" w:hAnsi="Yu Gothic" w:eastAsia="Yu Gothic" w:cs="Yu Gothic"/>
-          <w:sz w:val="18"/>
-          <w:szCs w:val="18"/>
-        </w:rPr>
         <w:t xml:space="preserve">渡された情報を見て、原因を切り分ける（10分）</w:t>
       </w:r>
     </w:p>
-    <w:p xmlns:wp14="http://schemas.microsoft.com/office/word/2010/wordml" wp14:textId="3BB397D4">
+    <w:p xmlns:wp14="http://schemas.microsoft.com/office/word/2010/wordml" wp14:textId="4228B70C">
       <w:pPr>
         <w:pStyle w:val="ListParagraph"/>
         <w:numPr>
@@ -441,7 +425,16 @@
           <w:szCs w:val="18"/>
           <w:lang w:val="en-US"/>
         </w:rPr>
-        <w:t>トークンと推定費用（10分）</w:t>
+        <w:t>トークンと推定費用（10分</w:t>
+      </w:r>
+      <w:r>
+        <w:rPr>
+          <w:rFonts w:ascii="Yu Gothic" w:hAnsi="Yu Gothic" w:eastAsia="Yu Gothic" w:cs="Yu Gothic"/>
+          <w:sz w:val="18"/>
+          <w:szCs w:val="18"/>
+          <w:lang w:val="en-US"/>
+        </w:rPr>
+        <w:t>）　　</w:t>
       </w:r>
     </w:p>
     <w:p xmlns:wp14="http://schemas.microsoft.com/office/word/2010/wordml" wp14:textId="77777777">
@@ -462,23 +455,22 @@
         <w:t xml:space="preserve">今後考慮すべき点の整理（10分）</w:t>
       </w:r>
     </w:p>
-    <w:p xmlns:wp14="http://schemas.microsoft.com/office/word/2010/wordml" wp14:textId="11906CDE">
+    <w:p xmlns:wp14="http://schemas.microsoft.com/office/word/2010/wordml" wp14:textId="77777777">
       <w:pPr>
         <w:pStyle w:val="ListParagraph"/>
         <w:numPr>
           <w:ilvl w:val="0"/>
           <w:numId w:val="3"/>
         </w:numPr>
-        <w:spacing w:after="10" w:line="270" w:lineRule="auto"/>
-        <w:rPr/>
-      </w:pPr>
-      <w:r>
-        <w:rPr>
-          <w:rFonts w:ascii="Yu Gothic" w:hAnsi="Yu Gothic" w:eastAsia="Yu Gothic" w:cs="Yu Gothic"/>
-          <w:sz w:val="18"/>
-          <w:szCs w:val="18"/>
-        </w:rPr>
-        <w:t>身近な業務の簡単なRAG設計体験（15分）</w:t>
+        <w:spacing w:after="10" w:line="270"/>
+      </w:pPr>
+      <w:r>
+        <w:rPr>
+          <w:rFonts w:ascii="Yu Gothic" w:hAnsi="Yu Gothic" w:eastAsia="Yu Gothic" w:cs="Yu Gothic"/>
+          <w:sz w:val="18"/>
+          <w:szCs w:val="18"/>
+        </w:rPr>
+        <w:t xml:space="preserve">身近な業務の軽いRAG設計（15分）</w:t>
       </w:r>
     </w:p>
     <w:p xmlns:wp14="http://schemas.microsoft.com/office/word/2010/wordml" wp14:textId="77777777">
@@ -539,7 +531,7 @@
     </w:p>
     <w:p xmlns:wp14="http://schemas.microsoft.com/office/word/2010/wordml" wp14:textId="77777777">
       <w:pPr>
-        <w:spacing w:after="40" w:line="285" w:lineRule="auto"/>
+        <w:spacing w:after="35" w:line="272" w:lineRule="auto"/>
       </w:pPr>
       <w:r>
         <w:rPr>
@@ -560,41 +552,52 @@
         </w:rPr>
       </w:r>
     </w:p>
-    <w:p xmlns:wp14="http://schemas.microsoft.com/office/word/2010/wordml" wp14:textId="77777777">
+    <w:p xmlns:wp14="http://schemas.microsoft.com/office/word/2010/wordml" wp14:textId="56791863">
       <w:pPr>
         <w:pStyle w:val="ListParagraph"/>
         <w:numPr>
           <w:ilvl w:val="0"/>
           <w:numId w:val="2"/>
         </w:numPr>
-        <w:spacing w:after="25" w:line="290"/>
-      </w:pPr>
-      <w:r>
-        <w:rPr>
-          <w:rFonts w:ascii="Yu Gothic" w:hAnsi="Yu Gothic" w:eastAsia="Yu Gothic" w:cs="Yu Gothic"/>
-          <w:sz w:val="18"/>
-          <w:szCs w:val="18"/>
-        </w:rPr>
-        <w:t xml:space="preserve">3方式の体験：講師が3つの方式を実演し、結果をファイルで共有します（環境によっては、コードを配布して、皆さんに動かして確認してもらう場合があります）</w:t>
-      </w:r>
-    </w:p>
-    <w:p xmlns:wp14="http://schemas.microsoft.com/office/word/2010/wordml" wp14:textId="67C053B1">
+        <w:spacing w:after="20" w:line="275" w:lineRule="auto"/>
+        <w:rPr/>
+      </w:pPr>
+      <w:r>
+        <w:rPr>
+          <w:rFonts w:ascii="Yu Gothic" w:hAnsi="Yu Gothic" w:eastAsia="Yu Gothic" w:cs="Yu Gothic"/>
+          <w:sz w:val="18"/>
+          <w:szCs w:val="18"/>
+        </w:rPr>
+        <w:t>3方式の体験：講師が実演し、結果をファイルで共有します</w:t>
+      </w:r>
+      <w:r>
+        <w:br/>
+      </w:r>
+      <w:r>
+        <w:rPr>
+          <w:rFonts w:ascii="Yu Gothic" w:hAnsi="Yu Gothic" w:eastAsia="Yu Gothic" w:cs="Yu Gothic"/>
+          <w:sz w:val="18"/>
+          <w:szCs w:val="18"/>
+        </w:rPr>
+        <w:t>（環境により、コードを配布して動かしてもらう場合があります）</w:t>
+      </w:r>
+    </w:p>
+    <w:p xmlns:wp14="http://schemas.microsoft.com/office/word/2010/wordml" wp14:textId="77777777">
       <w:pPr>
         <w:pStyle w:val="ListParagraph"/>
         <w:numPr>
           <w:ilvl w:val="0"/>
           <w:numId w:val="2"/>
         </w:numPr>
-        <w:spacing w:after="25" w:line="290" w:lineRule="auto"/>
-        <w:rPr/>
-      </w:pPr>
-      <w:r>
-        <w:rPr>
-          <w:rFonts w:ascii="Yu Gothic" w:hAnsi="Yu Gothic" w:eastAsia="Yu Gothic" w:cs="Yu Gothic"/>
-          <w:sz w:val="18"/>
-          <w:szCs w:val="18"/>
-        </w:rPr>
-        <w:t>特徴的な3問を選び、3方式の回答を採点表で分類します</w:t>
+        <w:spacing w:after="20" w:line="275"/>
+      </w:pPr>
+      <w:r>
+        <w:rPr>
+          <w:rFonts w:ascii="Yu Gothic" w:hAnsi="Yu Gothic" w:eastAsia="Yu Gothic" w:cs="Yu Gothic"/>
+          <w:sz w:val="18"/>
+          <w:szCs w:val="18"/>
+        </w:rPr>
+        <w:t xml:space="preserve">Q5・領収書の紛失・証憑の不備の3問で、3方式の回答を採点表で分類します</w:t>
       </w:r>
     </w:p>
     <w:p xmlns:wp14="http://schemas.microsoft.com/office/word/2010/wordml" wp14:textId="77777777">
@@ -604,7 +607,7 @@
           <w:ilvl w:val="0"/>
           <w:numId w:val="2"/>
         </w:numPr>
-        <w:spacing w:after="25" w:line="290"/>
+        <w:spacing w:after="20" w:line="275"/>
       </w:pPr>
       <w:r>
         <w:rPr>
@@ -622,7 +625,7 @@
           <w:ilvl w:val="0"/>
           <w:numId w:val="2"/>
         </w:numPr>
-        <w:spacing w:after="25" w:line="290"/>
+        <w:spacing w:after="20" w:line="275"/>
       </w:pPr>
       <w:r>
         <w:rPr>
@@ -635,7 +638,7 @@
     </w:p>
     <w:p xmlns:wp14="http://schemas.microsoft.com/office/word/2010/wordml" wp14:textId="77777777">
       <w:pPr>
-        <w:spacing w:after="40" w:line="285" w:lineRule="auto"/>
+        <w:spacing w:after="35" w:line="272" w:lineRule="auto"/>
       </w:pPr>
       <w:r>
         <w:rPr>
@@ -655,10 +658,10 @@
           <w:szCs w:val="18"/>
           <w:lang w:val="en-US"/>
         </w:rPr>
-        <w:t>採点表、テスト質問シート、設計シート、行動宣言カード、3方式の結果ファイル（コードを配布した場合はコードも）</w:t>
-      </w:r>
-    </w:p>
-    <w:p xmlns:wp14="http://schemas.microsoft.com/office/word/2010/wordml" wp14:textId="146D76A2">
+        <w:t>採点表、テスト質問シート、設計シート、行動宣言カード、結果ファイル（コード配布時はコードも）</w:t>
+      </w:r>
+    </w:p>
+    <w:p xmlns:wp14="http://schemas.microsoft.com/office/word/2010/wordml" wp14:textId="77777777">
       <w:pPr>
         <w:keepNext w:val="1"/>
         <w:pBdr>
@@ -675,18 +678,7 @@
           <w:szCs w:val="22"/>
           <w:lang w:val="en-US"/>
         </w:rPr>
-        <w:t>注意・連絡事項</w:t>
-      </w:r>
-      <w:r>
-        <w:rPr>
-          <w:rFonts w:ascii="Yu Gothic" w:hAnsi="Yu Gothic" w:eastAsia="Yu Gothic" w:cs="Yu Gothic"/>
-          <w:b w:val="1"/>
-          <w:bCs w:val="1"/>
-          <w:sz w:val="22"/>
-          <w:szCs w:val="22"/>
-          <w:lang w:val="en-US"/>
-        </w:rPr>
-        <w:t>など</w:t>
+        <w:t>ご注意・ご連絡事項</w:t>
       </w:r>
     </w:p>
     <w:p xmlns:wp14="http://schemas.microsoft.com/office/word/2010/wordml" wp14:textId="77777777">
@@ -696,15 +688,17 @@
           <w:ilvl w:val="0"/>
           <w:numId w:val="2"/>
         </w:numPr>
-        <w:spacing w:after="25" w:line="290"/>
-      </w:pPr>
-      <w:r>
-        <w:rPr>
-          <w:rFonts w:ascii="Yu Gothic" w:hAnsi="Yu Gothic" w:eastAsia="Yu Gothic" w:cs="Yu Gothic"/>
-          <w:sz w:val="18"/>
-          <w:szCs w:val="18"/>
-        </w:rPr>
-        <w:t xml:space="preserve">機密情報や社外秘の内容は、持ち込まず、入力もしないでください。題材は架空の経費規程です。身近な業務を扱うときは、公開できる範囲で説明してください</w:t>
+        <w:spacing w:after="20" w:line="275" w:lineRule="auto"/>
+        <w:rPr/>
+      </w:pPr>
+      <w:r>
+        <w:rPr>
+          <w:rFonts w:ascii="Yu Gothic" w:hAnsi="Yu Gothic" w:eastAsia="Yu Gothic" w:cs="Yu Gothic"/>
+          <w:sz w:val="18"/>
+          <w:szCs w:val="18"/>
+          <w:lang w:val="en-US"/>
+        </w:rPr>
+        <w:t>機密情報や社外秘の内容は、持ち込まず入力もしないでください。身近な業務は、公開できる範囲で説明してください</w:t>
       </w:r>
     </w:p>
     <w:p xmlns:wp14="http://schemas.microsoft.com/office/word/2010/wordml" wp14:textId="77777777">
@@ -714,7 +708,7 @@
           <w:ilvl w:val="0"/>
           <w:numId w:val="2"/>
         </w:numPr>
-        <w:spacing w:after="25" w:line="290" w:lineRule="auto"/>
+        <w:spacing w:after="20" w:line="275" w:lineRule="auto"/>
         <w:rPr/>
       </w:pPr>
       <w:r>
@@ -734,7 +728,7 @@
           <w:ilvl w:val="0"/>
           <w:numId w:val="2"/>
         </w:numPr>
-        <w:spacing w:after="25" w:line="290" w:lineRule="auto"/>
+        <w:spacing w:after="20" w:line="275" w:lineRule="auto"/>
         <w:rPr/>
       </w:pPr>
       <w:r>
@@ -747,47 +741,22 @@
         <w:t>費用の見積もりに使う単価は、当日、最新の価格表で確認した数字を使います</w:t>
       </w:r>
     </w:p>
-    <w:p xmlns:wp14="http://schemas.microsoft.com/office/word/2010/wordml" wp14:textId="615C0F60">
+    <w:p xmlns:wp14="http://schemas.microsoft.com/office/word/2010/wordml" wp14:textId="77777777">
       <w:pPr>
         <w:pStyle w:val="ListParagraph"/>
         <w:numPr>
           <w:ilvl w:val="0"/>
           <w:numId w:val="2"/>
         </w:numPr>
-        <w:suppressLineNumbers w:val="0"/>
-        <w:bidi w:val="0"/>
-        <w:spacing w:beforeLines="0" w:beforeAutospacing="off" w:after="25" w:afterAutospacing="off" w:line="290" w:lineRule="auto"/>
-        <w:ind w:left="340" w:rightChars="0" w:hanging="240"/>
-        <w:jc w:val="left"/>
-        <w:rPr>
-          <w:rFonts w:ascii="Yu Gothic" w:hAnsi="Yu Gothic" w:eastAsia="Yu Gothic" w:cs="Yu Gothic"/>
-          <w:sz w:val="18"/>
-          <w:szCs w:val="18"/>
-        </w:rPr>
-      </w:pPr>
-      <w:r>
-        <w:rPr>
-          <w:rFonts w:ascii="Yu Gothic" w:hAnsi="Yu Gothic" w:eastAsia="Yu Gothic" w:cs="Yu Gothic"/>
-          <w:sz w:val="18"/>
-          <w:szCs w:val="18"/>
-        </w:rPr>
-        <w:t>今回の10問と架空データの結果は、方式の優劣を決めるものではありません。実際の業務では、</w:t>
-      </w:r>
-      <w:r>
-        <w:rPr>
-          <w:rFonts w:ascii="Yu Gothic" w:hAnsi="Yu Gothic" w:eastAsia="Yu Gothic" w:cs="Yu Gothic"/>
-          <w:sz w:val="18"/>
-          <w:szCs w:val="18"/>
-        </w:rPr>
-        <w:t>実際の</w:t>
-      </w:r>
-      <w:r>
-        <w:rPr>
-          <w:rFonts w:ascii="Yu Gothic" w:hAnsi="Yu Gothic" w:eastAsia="Yu Gothic" w:cs="Yu Gothic"/>
-          <w:sz w:val="18"/>
-          <w:szCs w:val="18"/>
-        </w:rPr>
-        <w:t>質問で確かめてください</w:t>
+        <w:spacing w:after="20" w:line="275"/>
+      </w:pPr>
+      <w:r>
+        <w:rPr>
+          <w:rFonts w:ascii="Yu Gothic" w:hAnsi="Yu Gothic" w:eastAsia="Yu Gothic" w:cs="Yu Gothic"/>
+          <w:sz w:val="18"/>
+          <w:szCs w:val="18"/>
+        </w:rPr>
+        <w:t xml:space="preserve">10問と架空データの結果は、方式の優劣を決めるものではありません。実際の業務は、自分たちの質問で確かめてください</w:t>
       </w:r>
     </w:p>
     <w:p xmlns:wp14="http://schemas.microsoft.com/office/word/2010/wordml" wp14:textId="77777777">
@@ -797,15 +766,15 @@
           <w:ilvl w:val="0"/>
           <w:numId w:val="2"/>
         </w:numPr>
-        <w:spacing w:after="25" w:line="290"/>
-      </w:pPr>
-      <w:r>
-        <w:rPr>
-          <w:rFonts w:ascii="Yu Gothic" w:hAnsi="Yu Gothic" w:eastAsia="Yu Gothic" w:cs="Yu Gothic"/>
-          <w:sz w:val="18"/>
-          <w:szCs w:val="18"/>
-        </w:rPr>
-        <w:t xml:space="preserve">研修後のフォローアップ：研修用のチャンネル（SlackやTeamsなど）で、2週間後・4週間後に、宣言の実行状況をうかがいます。実行できなかった場合も、理由を教えてください（今後の改善に使います）</w:t>
+        <w:spacing w:after="20" w:line="275"/>
+      </w:pPr>
+      <w:r>
+        <w:rPr>
+          <w:rFonts w:ascii="Yu Gothic" w:hAnsi="Yu Gothic" w:eastAsia="Yu Gothic" w:cs="Yu Gothic"/>
+          <w:sz w:val="18"/>
+          <w:szCs w:val="18"/>
+        </w:rPr>
+        <w:t xml:space="preserve">研修後のフォローアップ：研修用のチャンネル（SlackやTeamsなど）で、2週間後・4週間後に実行状況をうかがいます。実行できなかった場合も、理由を教えてください</w:t>
       </w:r>
     </w:p>
     <w:p xmlns:wp14="http://schemas.microsoft.com/office/word/2010/wordml" wp14:textId="77777777">
@@ -825,7 +794,7 @@
     </w:p>
     <w:sectPr>
       <w:pgSz w:w="11906" w:h="16838" w:orient="portrait"/>
-      <w:pgMar w:top="700" w:right="964" w:bottom="600" w:left="964" w:header="708" w:footer="708" w:gutter="0"/>
+      <w:pgMar w:top="567" w:right="720" w:bottom="0" w:left="720" w:header="708" w:footer="708" w:gutter="0"/>
       <w:pgNumType/>
       <w:docGrid w:linePitch="360"/>
       <w:cols w:num="1"/>
@@ -837,7 +806,7 @@
 <file path=word/numbering.xml><?xml version="1.0" encoding="utf-8"?>
 <w:numbering xmlns:wpc="http://schemas.microsoft.com/office/word/2010/wordprocessingCanvas" xmlns:mc="http://schemas.openxmlformats.org/markup-compatibility/2006" xmlns:o="urn:schemas-microsoft-com:office:office" xmlns:r="http://schemas.openxmlformats.org/officeDocument/2006/relationships" xmlns:m="http://schemas.openxmlformats.org/officeDocument/2006/math" xmlns:v="urn:schemas-microsoft-com:vml" xmlns:wp14="http://schemas.microsoft.com/office/word/2010/wordprocessingDrawing" xmlns:wp="http://schemas.openxmlformats.org/drawingml/2006/wordprocessingDrawing" xmlns:w10="urn:schemas-microsoft-com:office:word" xmlns:w="http://schemas.openxmlformats.org/wordprocessingml/2006/main" xmlns:w14="http://schemas.microsoft.com/office/word/2010/wordml" xmlns:w15="http://schemas.microsoft.com/office/word/2012/wordml" xmlns:wpg="http://schemas.microsoft.com/office/word/2010/wordprocessingGroup" xmlns:wpi="http://schemas.microsoft.com/office/word/2010/wordprocessingInk" xmlns:wne="http://schemas.microsoft.com/office/word/2006/wordml" xmlns:wps="http://schemas.microsoft.com/office/word/2010/wordprocessingShape" mc:Ignorable="w14 w15 wp14">
   <w:abstractNum w:abstractNumId="1" w15:restartNumberingAfterBreak="0">
-    <w:nsid w:val="2aa0081d"/>
+    <w:nsid w:val="477322f3"/>
     <w:multiLevelType w:val="hybridMultilevel"/>
     <w:lvl w:ilvl="0" w15:tentative="1">
       <w:start w:val="1"/>
@@ -922,7 +891,7 @@
     </w:lvl>
   </w:abstractNum>
   <w:abstractNum w:abstractNumId="2" w15:restartNumberingAfterBreak="0">
-    <w:nsid w:val="4647793c"/>
+    <w:nsid w:val="75bc3baf"/>
     <w:multiLevelType w:val="hybridMultilevel"/>
     <w:lvl w:ilvl="0" w15:tentative="1">
       <w:start w:val="1"/>
@@ -1007,7 +976,7 @@
     </w:lvl>
   </w:abstractNum>
   <w:abstractNum w:abstractNumId="3" w15:restartNumberingAfterBreak="0">
-    <w:nsid w:val="77e81914"/>
+    <w:nsid w:val="20bf15da"/>
     <w:multiLevelType w:val="hybridMultilevel"/>
     <w:lvl w:ilvl="0" w15:tentative="1">
       <w:start w:val="1"/>
